--- a/outputs/HOW_TO_USE_NIGP_Mapping_JHK3.docx
+++ b/outputs/HOW_TO_USE_NIGP_Mapping_JHK3.docx
@@ -2557,7 +2557,7 @@
           <w:color w:val="41B6E6"/>
           <w:sz w:val="26"/>
         </w:rPr>
-        <w:t>5A.  The web app — six pages</w:t>
+        <w:t>5A.  The web app — eight pages</w:t>
       </w:r>
     </w:p>
     <w:tbl>
@@ -2671,6 +2671,68 @@
                 <w:sz w:val="19"/>
               </w:rPr>
               <w:t>Upload a spreadsheet of descriptions; download it back with a category on every row.</w:t>
+            </w:r>
+          </w:p>
+        </w:tc>
+      </w:tr>
+      <w:tr>
+        <w:tc>
+          <w:tcPr>
+            <w:tcW w:type="dxa" w:w="2608"/>
+            <w:shd w:val="clear" w:color="auto" w:fill="D6EEF9"/>
+          </w:tcPr>
+          <w:p>
+            <w:r>
+              <w:rPr>
+                <w:rFonts w:ascii="Calibri" w:hAnsi="Calibri"/>
+                <w:sz w:val="19"/>
+              </w:rPr>
+              <w:t>Spend Report</w:t>
+            </w:r>
+          </w:p>
+        </w:tc>
+        <w:tc>
+          <w:tcPr>
+            <w:tcW w:type="dxa" w:w="6917"/>
+            <w:shd w:val="clear" w:color="auto" w:fill="D6EEF9"/>
+          </w:tcPr>
+          <w:p>
+            <w:r>
+              <w:rPr>
+                <w:rFonts w:ascii="Calibri" w:hAnsi="Calibri"/>
+                <w:sz w:val="19"/>
+              </w:rPr>
+              <w:t>Upload a spend file; it classifies, then builds a spend analysis (spend-by-category, Pareto 80/20, top vendors, consolidation) + downloadable Excel.</w:t>
+            </w:r>
+          </w:p>
+        </w:tc>
+      </w:tr>
+      <w:tr>
+        <w:tc>
+          <w:tcPr>
+            <w:tcW w:type="dxa" w:w="2608"/>
+          </w:tcPr>
+          <w:p>
+            <w:r>
+              <w:rPr>
+                <w:rFonts w:ascii="Calibri" w:hAnsi="Calibri"/>
+                <w:sz w:val="19"/>
+              </w:rPr>
+              <w:t>Spend Report Methodology</w:t>
+            </w:r>
+          </w:p>
+        </w:tc>
+        <w:tc>
+          <w:tcPr>
+            <w:tcW w:type="dxa" w:w="6917"/>
+          </w:tcPr>
+          <w:p>
+            <w:r>
+              <w:rPr>
+                <w:rFonts w:ascii="Calibri" w:hAnsi="Calibri"/>
+                <w:sz w:val="19"/>
+              </w:rPr>
+              <w:t>How the spend analysis works, how to run it, how to read each report, and its limits.</w:t>
             </w:r>
           </w:p>
         </w:tc>
@@ -2823,7 +2885,45 @@
           <w:color w:val="41B6E6"/>
           <w:sz w:val="26"/>
         </w:rPr>
-        <w:t>5B.  The command line (advanced / technical users)</w:t>
+        <w:t>5B.  The Spend Report — spend analysis from any file</w:t>
+      </w:r>
+    </w:p>
+    <w:p>
+      <w:pPr>
+        <w:spacing w:after="120"/>
+      </w:pPr>
+      <w:r>
+        <w:rPr>
+          <w:rFonts w:ascii="Calibri" w:hAnsi="Calibri"/>
+          <w:sz w:val="22"/>
+        </w:rPr>
+        <w:t>The Spend Report page takes the tool one step past classification: upload a spend file and it classifies every line, then builds a spend analysis you can download as Excel. Steps: (1) upload a CSV or Excel spend file; (2) confirm the auto-detected Description, Amount, Vendor, and Department columns; (3) click Generate spend report, then download the Excel workbook.</w:t>
+      </w:r>
+    </w:p>
+    <w:p>
+      <w:pPr>
+        <w:spacing w:after="120"/>
+      </w:pPr>
+      <w:r>
+        <w:rPr>
+          <w:rFonts w:ascii="Calibri" w:hAnsi="Calibri"/>
+          <w:sz w:val="22"/>
+        </w:rPr>
+        <w:t>It produces six reports: summary tiles, spend by Business Category, Pareto 80/20 (which categories drive 80% of spend), top vendors, vendor consolidation/fragmentation (the savings story), and a coverage note. All deterministic arithmetic — no AI, and the file stays in the session. Classification is keyword-rules-only, so coverage depends on description quality; the coverage note always shows how much of the file was classified. The in-app Spend Report Methodology page documents each report in full.</w:t>
+      </w:r>
+    </w:p>
+    <w:p>
+      <w:pPr>
+        <w:spacing w:before="200" w:after="40"/>
+      </w:pPr>
+      <w:r>
+        <w:rPr>
+          <w:rFonts w:ascii="Calibri" w:hAnsi="Calibri"/>
+          <w:b/>
+          <w:color w:val="41B6E6"/>
+          <w:sz w:val="26"/>
+        </w:rPr>
+        <w:t>5C.  The command line (advanced / technical users)</w:t>
       </w:r>
     </w:p>
     <w:p>

--- a/outputs/HOW_TO_USE_NIGP_Mapping_JHK3.docx
+++ b/outputs/HOW_TO_USE_NIGP_Mapping_JHK3.docx
@@ -2885,7 +2885,7 @@
           <w:color w:val="41B6E6"/>
           <w:sz w:val="26"/>
         </w:rPr>
-        <w:t>5B.  The Spend Report — spend analysis from any file</w:t>
+        <w:t>5B.  The Spend Report — adaptive spend analysis from any file</w:t>
       </w:r>
     </w:p>
     <w:p>
@@ -2897,7 +2897,7 @@
           <w:rFonts w:ascii="Calibri" w:hAnsi="Calibri"/>
           <w:sz w:val="22"/>
         </w:rPr>
-        <w:t>The Spend Report page takes the tool one step past classification: upload a spend file and it classifies every line, then builds a spend analysis you can download as Excel. Steps: (1) upload a CSV or Excel spend file; (2) confirm the auto-detected Description, Amount, Vendor, and Department columns; (3) click Generate spend report, then download the Excel workbook.</w:t>
+        <w:t>The Spend Report page takes the tool one step past classification: upload a spend file in any format and it builds a full spend analysis you can download as one Excel workbook. It is adaptive — it inspects every column (name and content), figures out which is the description, amount, vendor, department, date, and any breakdown dimensions, then runs every analysis the data supports and skips the ones it can't, telling you why. You do not have to shape your file to fit the tool. Steps: (1) upload a CSV or Excel file; (2) confirm the detected columns (only change a box if a guess is wrong; only Description is required); (3) click Generate, then download the workbook.</w:t>
       </w:r>
     </w:p>
     <w:p>
@@ -2909,7 +2909,7 @@
           <w:rFonts w:ascii="Calibri" w:hAnsi="Calibri"/>
           <w:sz w:val="22"/>
         </w:rPr>
-        <w:t>It produces six reports: summary tiles, spend by Business Category, Pareto 80/20 (which categories drive 80% of spend), top vendors, vendor consolidation/fragmentation (the savings story), and a coverage note. All deterministic arithmetic — no AI, and the file stays in the session. Classification is keyword-rules-only, so coverage depends on description quality; the coverage note always shows how much of the file was classified. The in-app Spend Report Methodology page documents each report in full.</w:t>
+        <w:t>Depending on what the file contains, it produces: a data-driven executive summary (findings + recommended steps), spend by category, Pareto 80/20, top vendors, vendor concentration/risk (HHI), tail-spend, single- vs multi-source, spend trend over time, spend by department, a category-by-department matrix, vendor consolidation/fragmentation, and a spend breakdown for any dimension it finds (contract vs non-contract, supplier diversity, status). Each becomes a tab in a brand-colored Excel workbook with charts. All deterministic arithmetic — no AI, and the file stays in the session. Classification is keyword-rules-only, so coverage depends on description quality; the coverage note always shows how much of the file was classified. The in-app Spend Report Methodology page documents each report in full.</w:t>
       </w:r>
     </w:p>
     <w:p>
